--- a/CMA_B1_Ch01_AnswerKeys.docx
+++ b/CMA_B1_Ch01_AnswerKeys.docx
@@ -13820,7 +13820,7 @@
           <w:sz w:val="20"/>
           <w:szCs w:val="20"/>
         </w:rPr>
-        <w:t xml:space="preserve">Orontes in January: the six journal entries · 1.3 · 57 items · keep this sheet separate from the handout</w:t>
+        <w:t xml:space="preserve">Double entry: recording six transactions · 1.3 · 57 items · keep this sheet separate from the handout</w:t>
       </w:r>
     </w:p>
     <w:tbl>
@@ -16737,7 +16737,7 @@
           <w:sz w:val="20"/>
           <w:szCs w:val="20"/>
         </w:rPr>
-        <w:t xml:space="preserve">Orontes in January: the effect on the statements · 1.3 · 55 items · keep this sheet separate from the handout</w:t>
+        <w:t xml:space="preserve">The effect of a transaction on the four statements · 1.3 · 55 items · keep this sheet separate from the handout</w:t>
       </w:r>
     </w:p>
     <w:tbl>
@@ -19654,7 +19654,7 @@
           <w:sz w:val="20"/>
           <w:szCs w:val="20"/>
         </w:rPr>
-        <w:t xml:space="preserve">Orontes in February: entries and effects · 1.3 · 57 items · keep this sheet separate from the handout</w:t>
+        <w:t xml:space="preserve">Deferrals and accruals: entries and effects · 1.3 · 57 items · keep this sheet separate from the handout</w:t>
       </w:r>
     </w:p>
     <w:tbl>
@@ -31697,7 +31697,7 @@
           <w:sz w:val="20"/>
           <w:szCs w:val="20"/>
         </w:rPr>
-        <w:t xml:space="preserve">Reading a trial balance: Barada Wholesale · 1.6 · 61 items · keep this sheet separate from the handout</w:t>
+        <w:t xml:space="preserve">Reading a trial balance · 1.6 · 61 items · keep this sheet separate from the handout</w:t>
       </w:r>
     </w:p>
     <w:tbl>
